--- a/Job Hunt 2026/2026-10-14 - Muck Rack - Social Media Manager/Joshua_Chappell_Resume_MuckRack.docx
+++ b/Job Hunt 2026/2026-10-14 - Muck Rack - Social Media Manager/Joshua_Chappell_Resume_MuckRack.docx
@@ -31,9 +31,9 @@
           <w:sz w:val="21"/>
           <w:szCs w:val="21"/>
         </w:rPr>
-        <w:t xml:space="preserve">Mesa, AZ  •  480-586-7959  •  </w:t>
-      </w:r>
-      <w:hyperlink w:history="1" r:id="rIdaf5xgig_pptg3h5bmhbye">
+        <w:t xml:space="preserve">Mesa, AZ • 480-586-7959 • </w:t>
+      </w:r>
+      <w:hyperlink w:history="1" r:id="rIdghs2vfnphrtkps-d1cbav">
         <w:r>
           <w:rPr>
             <w:rFonts w:ascii="Calibri" w:cs="Calibri" w:eastAsia="Calibri" w:hAnsi="Calibri"/>
@@ -49,7 +49,7 @@
       <w:pPr>
         <w:jc w:val="center"/>
       </w:pPr>
-      <w:hyperlink w:history="1" r:id="rId25x2xfpm_xn_9mtdvrjew">
+      <w:hyperlink w:history="1" r:id="rId19xv79sqsnebvs17bonx5">
         <w:r>
           <w:rPr>
             <w:rFonts w:ascii="Calibri" w:cs="Calibri" w:eastAsia="Calibri" w:hAnsi="Calibri"/>
@@ -67,9 +67,9 @@
           <w:sz w:val="21"/>
           <w:szCs w:val="21"/>
         </w:rPr>
-        <w:t xml:space="preserve">  •  </w:t>
-      </w:r>
-      <w:hyperlink w:history="1" r:id="rIdbqgifp4wmjzswugpfzxsg">
+        <w:t xml:space="preserve"> • </w:t>
+      </w:r>
+      <w:hyperlink w:history="1" r:id="rIdjtq5ysua4pouh6mul34sp">
         <w:r>
           <w:rPr>
             <w:rFonts w:ascii="Calibri" w:cs="Calibri" w:eastAsia="Calibri" w:hAnsi="Calibri"/>
@@ -87,9 +87,9 @@
           <w:sz w:val="21"/>
           <w:szCs w:val="21"/>
         </w:rPr>
-        <w:t xml:space="preserve">  •  </w:t>
-      </w:r>
-      <w:hyperlink w:history="1" r:id="rIdgksloic6lymccocq2zee2">
+        <w:t xml:space="preserve"> • </w:t>
+      </w:r>
+      <w:hyperlink w:history="1" r:id="rId8q0evqyopbnyae5e8jfrt">
         <w:r>
           <w:rPr>
             <w:rFonts w:ascii="Calibri" w:cs="Calibri" w:eastAsia="Calibri" w:hAnsi="Calibri"/>
@@ -170,7 +170,7 @@
           <w:sz w:val="20"/>
           <w:szCs w:val="20"/>
         </w:rPr>
-        <w:t xml:space="preserve">	Mesa, AZ  |  2025 - Present</w:t>
+        <w:t xml:space="preserve">	Mesa, AZ | 2025 - Present</w:t>
       </w:r>
     </w:p>
     <w:p>
@@ -299,7 +299,7 @@
           <w:sz w:val="20"/>
           <w:szCs w:val="20"/>
         </w:rPr>
-        <w:t xml:space="preserve">	Glendale, AZ  |  Sep 2019 - Present</w:t>
+        <w:t xml:space="preserve">	Glendale, AZ | Sep 2019 - Present</w:t>
       </w:r>
     </w:p>
     <w:p>
@@ -428,7 +428,7 @@
           <w:sz w:val="20"/>
           <w:szCs w:val="20"/>
         </w:rPr>
-        <w:t xml:space="preserve">	Phoenix, AZ  |  Oct 2021 - Oct 2023</w:t>
+        <w:t xml:space="preserve">	Phoenix, AZ | Oct 2021 - Oct 2023</w:t>
       </w:r>
     </w:p>
     <w:p>
@@ -557,7 +557,7 @@
           <w:sz w:val="20"/>
           <w:szCs w:val="20"/>
         </w:rPr>
-        <w:t xml:space="preserve">	Phoenix, AZ  |  Feb 2025 - June 2025</w:t>
+        <w:t xml:space="preserve">	Phoenix, AZ | Feb 2025 - June 2025</w:t>
       </w:r>
     </w:p>
     <w:p>
@@ -640,7 +640,7 @@
           <w:sz w:val="20"/>
           <w:szCs w:val="20"/>
         </w:rPr>
-        <w:t xml:space="preserve">	Queen Creek, AZ  |  Aug 2018 - Aug 2020</w:t>
+        <w:t xml:space="preserve">	Queen Creek, AZ | Aug 2018 - Aug 2020</w:t>
       </w:r>
     </w:p>
     <w:p>
@@ -697,7 +697,7 @@
           <w:sz w:val="21"/>
           <w:szCs w:val="21"/>
         </w:rPr>
-        <w:t xml:space="preserve">Social Media Content Strategy  •  Paid Social (Meta Ads, Facebook Pixel)  •  Video Production, Scripting &amp; Editing  •  Short-Form Video (Reels)  •  Marketing Analytics  •  Editing (Premiere Pro, DaVinci Resolve, After Effects, Audition, Final Cut Pro)  •  Photoshop, Lightroom, Canva  •  Motion Graphics  •  Photography  •  AI Workflows (Claude, ChatGPT, ElevenLabs, Runway)  •  Project Management (Wrike, Notion, Google Workspace)  •  Asset Management (Frame.io, Dropbox)  •  Inbound Marketing</w:t>
+        <w:t xml:space="preserve">Social Media Content Strategy • Paid Social (Meta Ads, Facebook Pixel) • Video Production, Scripting &amp; Editing • Short-Form Video (Reels) • Marketing Analytics • Editing (Premiere Pro, DaVinci Resolve, After Effects, Audition, Final Cut Pro) • Photoshop, Lightroom, Canva • Motion Graphics • Photography • AI Workflows (Claude, ChatGPT, ElevenLabs, Runway) • Project Management (Wrike, Notion, Google Workspace) • Asset Management (Frame.io, Dropbox) • Inbound Marketing</w:t>
       </w:r>
     </w:p>
     <w:p>
@@ -796,7 +796,7 @@
           <w:sz w:val="21"/>
           <w:szCs w:val="21"/>
         </w:rPr>
-        <w:t xml:space="preserve">Google Digital Marketing &amp; E-Commerce  •  WGU Marketing Analytics  •  HubSpot Inbound Marketing (2024)</w:t>
+        <w:t xml:space="preserve">Google Digital Marketing &amp; E-Commerce • WGU Marketing Analytics • HubSpot Inbound Marketing (2024)</w:t>
       </w:r>
     </w:p>
     <w:sectPr>
@@ -974,7 +974,7 @@
     <w:lvl w:ilvl="0" w:tentative="1">
       <w:start w:val="1"/>
       <w:numFmt w:val="bullet"/>
-      <w:lvlText w:val="▪"/>
+      <w:lvlText w:val="•"/>
       <w:lvlJc w:val="left"/>
       <w:pPr>
         <w:ind w:left="280" w:hanging="280"/>
